--- a/docs/week5/WEEK-5-Accomplished-Forms.docx
+++ b/docs/week5/WEEK-5-Accomplished-Forms.docx
@@ -3486,6 +3486,71 @@
     <w:p>
       <w:pPr>
         <w:spacing w:after="0" w:line="240" w:lineRule="auto"/>
+        <w:ind w:left="720"/>
+        <w:contextualSpacing/>
+        <w:jc w:val="center"/>
+        <w:rPr>
+          <w:rFonts w:ascii="Times New Roman" w:hAnsi="Times New Roman" w:cs="Times New Roman"/>
+        </w:rPr>
+      </w:pPr>
+      <w:r>
+        <w:drawing>
+          <wp:inline xmlns:a="http://schemas.openxmlformats.org/drawingml/2006/main" xmlns:pic="http://schemas.openxmlformats.org/drawingml/2006/picture">
+            <wp:extent cx="5669280" cy="3543300"/>
+            <wp:docPr id="1" name="Picture 1"/>
+            <wp:cNvGraphicFramePr>
+              <a:graphicFrameLocks noChangeAspect="1"/>
+            </wp:cNvGraphicFramePr>
+            <a:graphic>
+              <a:graphicData uri="http://schemas.openxmlformats.org/drawingml/2006/picture">
+                <pic:pic>
+                  <pic:nvPicPr>
+                    <pic:cNvPr id="0" name="03-session-detail.png"/>
+                    <pic:cNvPicPr/>
+                  </pic:nvPicPr>
+                  <pic:blipFill>
+                    <a:blip r:embed="rId10"/>
+                    <a:stretch>
+                      <a:fillRect/>
+                    </a:stretch>
+                  </pic:blipFill>
+                  <pic:spPr>
+                    <a:xfrm>
+                      <a:off x="0" y="0"/>
+                      <a:ext cx="5669280" cy="3543300"/>
+                    </a:xfrm>
+                    <a:prstGeom prst="rect"/>
+                  </pic:spPr>
+                </pic:pic>
+              </a:graphicData>
+            </a:graphic>
+          </wp:inline>
+        </w:drawing>
+      </w:r>
+    </w:p>
+    <w:p>
+      <w:pPr>
+        <w:spacing w:after="0" w:line="240" w:lineRule="auto"/>
+        <w:ind w:left="720"/>
+        <w:contextualSpacing/>
+        <w:jc w:val="center"/>
+        <w:rPr>
+          <w:rFonts w:ascii="Times New Roman" w:hAnsi="Times New Roman" w:cs="Times New Roman"/>
+        </w:rPr>
+      </w:pPr>
+      <w:r>
+        <w:rPr>
+          <w:rFonts w:ascii="Times New Roman" w:hAnsi="Times New Roman"/>
+          <w:i/>
+          <w:color w:val="595959"/>
+          <w:sz w:val="18"/>
+        </w:rPr>
+        <w:t>Running system: attendance session ATT-2026-000102 open on terminal DEMO-DEV-0001, opened by teacher fingerprint. 18 students recorded live, 12 not yet seen. The status pill reads "Live" - the page is on a WebSocket, not a refresh timer.</w:t>
+      </w:r>
+    </w:p>
+    <w:p>
+      <w:pPr>
+        <w:spacing w:after="0" w:line="240" w:lineRule="auto"/>
         <w:contextualSpacing/>
         <w:jc w:val="center"/>
         <w:rPr>
@@ -7572,6 +7637,71 @@
           <w:rFonts w:ascii="Times New Roman" w:hAnsi="Times New Roman" w:cs="Times New Roman"/>
         </w:rPr>
         <w:t>☑ Prototype Screenshots</w:t>
+      </w:r>
+    </w:p>
+    <w:p>
+      <w:pPr>
+        <w:spacing w:after="0" w:line="240" w:lineRule="auto"/>
+        <w:ind w:left="720"/>
+        <w:contextualSpacing/>
+        <w:jc w:val="center"/>
+        <w:rPr>
+          <w:rFonts w:ascii="Times New Roman" w:hAnsi="Times New Roman" w:cs="Times New Roman"/>
+        </w:rPr>
+      </w:pPr>
+      <w:r>
+        <w:drawing>
+          <wp:inline xmlns:a="http://schemas.openxmlformats.org/drawingml/2006/main" xmlns:pic="http://schemas.openxmlformats.org/drawingml/2006/picture">
+            <wp:extent cx="5669280" cy="3543300"/>
+            <wp:docPr id="2" name="Picture 2"/>
+            <wp:cNvGraphicFramePr>
+              <a:graphicFrameLocks noChangeAspect="1"/>
+            </wp:cNvGraphicFramePr>
+            <a:graphic>
+              <a:graphicData uri="http://schemas.openxmlformats.org/drawingml/2006/picture">
+                <pic:pic>
+                  <pic:nvPicPr>
+                    <pic:cNvPr id="0" name="02-dashboard.png"/>
+                    <pic:cNvPicPr/>
+                  </pic:nvPicPr>
+                  <pic:blipFill>
+                    <a:blip r:embed="rId11"/>
+                    <a:stretch>
+                      <a:fillRect/>
+                    </a:stretch>
+                  </pic:blipFill>
+                  <pic:spPr>
+                    <a:xfrm>
+                      <a:off x="0" y="0"/>
+                      <a:ext cx="5669280" cy="3543300"/>
+                    </a:xfrm>
+                    <a:prstGeom prst="rect"/>
+                  </pic:spPr>
+                </pic:pic>
+              </a:graphicData>
+            </a:graphic>
+          </wp:inline>
+        </w:drawing>
+      </w:r>
+    </w:p>
+    <w:p>
+      <w:pPr>
+        <w:spacing w:after="0" w:line="240" w:lineRule="auto"/>
+        <w:ind w:left="720"/>
+        <w:contextualSpacing/>
+        <w:jc w:val="center"/>
+        <w:rPr>
+          <w:rFonts w:ascii="Times New Roman" w:hAnsi="Times New Roman" w:cs="Times New Roman"/>
+        </w:rPr>
+      </w:pPr>
+      <w:r>
+        <w:rPr>
+          <w:rFonts w:ascii="Times New Roman" w:hAnsi="Times New Roman"/>
+          <w:i/>
+          <w:color w:val="595959"/>
+          <w:sz w:val="18"/>
+        </w:rPr>
+        <w:t>Prototype screenshot: administrator dashboard showing live counts - 131 students, 7 teachers, 5 of 5 terminals online - drawn from the seeded demonstration school.</w:t>
       </w:r>
     </w:p>
     <w:p>
